--- a/lab6/report/report.docx
+++ b/lab6/report/report.docx
@@ -7,19 +7,7 @@
         <w:pStyle w:val="Title"/>
       </w:pPr>
       <w:r>
-        <w:t xml:space="preserve">Лабораторная</w:t>
-      </w:r>
-      <w:r>
-        <w:t xml:space="preserve"> </w:t>
-      </w:r>
-      <w:r>
-        <w:t xml:space="preserve">работа</w:t>
-      </w:r>
-      <w:r>
-        <w:t xml:space="preserve"> </w:t>
-      </w:r>
-      <w:r>
-        <w:t xml:space="preserve">№6</w:t>
+        <w:t xml:space="preserve">Лабораторная работа № 6</w:t>
       </w:r>
     </w:p>
     <w:p>
@@ -27,19 +15,7 @@
         <w:pStyle w:val="Subtitle"/>
       </w:pPr>
       <w:r>
-        <w:t xml:space="preserve">Статическая</w:t>
-      </w:r>
-      <w:r>
-        <w:t xml:space="preserve"> </w:t>
-      </w:r>
-      <w:r>
-        <w:t xml:space="preserve">маршрутизация</w:t>
-      </w:r>
-      <w:r>
-        <w:t xml:space="preserve"> </w:t>
-      </w:r>
-      <w:r>
-        <w:t xml:space="preserve">VLAN</w:t>
+        <w:t xml:space="preserve">Настройка пропускной способности глобальной сети с помощью Token Bucket Filter</w:t>
       </w:r>
     </w:p>
     <w:p>
@@ -47,19 +23,7 @@
         <w:pStyle w:val="Author"/>
       </w:pPr>
       <w:r>
-        <w:t xml:space="preserve">Шуваев</w:t>
-      </w:r>
-      <w:r>
-        <w:t xml:space="preserve"> </w:t>
-      </w:r>
-      <w:r>
-        <w:t xml:space="preserve">Сергей</w:t>
-      </w:r>
-      <w:r>
-        <w:t xml:space="preserve"> </w:t>
-      </w:r>
-      <w:r>
-        <w:t xml:space="preserve">Александрович</w:t>
+        <w:t xml:space="preserve">Шуваев Сергей Александрович</w:t>
       </w:r>
     </w:p>
     <w:sdt>
@@ -88,7 +52,33 @@
         </w:p>
       </w:sdtContent>
     </w:sdt>
-    <w:bookmarkStart w:id="20" w:name="цель-работы"/>
+    <w:sdt>
+      <w:sdtPr>
+        <w:docPartObj>
+          <w:docPartGallery w:val="List of Figures"/>
+          <w:docPartUnique/>
+        </w:docPartObj>
+      </w:sdtPr>
+      <w:sdtContent>
+        <w:p>
+          <w:pPr>
+            <w:pStyle w:val="TOCHeading"/>
+          </w:pPr>
+          <w:r>
+            <w:t xml:space="preserve">Список иллюстраций</w:t>
+          </w:r>
+        </w:p>
+        <w:p>
+          <w:r>
+            <w:fldChar w:fldCharType="begin" w:dirty="true"/>
+            <w:instrText xml:space="preserve">TOC \h \z \t "Image Caption" \c</w:instrText>
+            <w:fldChar w:fldCharType="separate"/>
+            <w:fldChar w:fldCharType="end"/>
+          </w:r>
+        </w:p>
+      </w:sdtContent>
+    </w:sdt>
+    <w:bookmarkStart w:id="9" w:name="цель-работы"/>
     <w:p>
       <w:pPr>
         <w:pStyle w:val="Heading1"/>
@@ -111,11 +101,29 @@
         <w:pStyle w:val="FirstParagraph"/>
       </w:pPr>
       <w:r>
-        <w:t xml:space="preserve">Настроить статическую маршрутизацию VLAN в сети.</w:t>
-      </w:r>
-    </w:p>
-    <w:bookmarkEnd w:id="20"/>
-    <w:bookmarkStart w:id="21" w:name="задание"/>
+        <w:t xml:space="preserve">Основной целью работы является знакомство с принципами работы дисциплины очереди Token Bucket Filter, которая формирует входящий/исходящий</w:t>
+      </w:r>
+      <w:r>
+        <w:t xml:space="preserve"> </w:t>
+      </w:r>
+      <w:r>
+        <w:t xml:space="preserve">трафик для ограничения пропускной способности, а также получение навыков</w:t>
+      </w:r>
+      <w:r>
+        <w:t xml:space="preserve"> </w:t>
+      </w:r>
+      <w:r>
+        <w:t xml:space="preserve">моделирования и исследования поведения трафика посредством проведения</w:t>
+      </w:r>
+      <w:r>
+        <w:t xml:space="preserve"> </w:t>
+      </w:r>
+      <w:r>
+        <w:t xml:space="preserve">интерактивного и воспроизводимого экспериментов в Mininet.</w:t>
+      </w:r>
+    </w:p>
+    <w:bookmarkEnd w:id="9"/>
+    <w:bookmarkStart w:id="10" w:name="задание"/>
     <w:p>
       <w:pPr>
         <w:pStyle w:val="Heading1"/>
@@ -135,39 +143,60 @@
     </w:p>
     <w:p>
       <w:pPr>
+        <w:pStyle w:val="Compact"/>
         <w:numPr>
           <w:ilvl w:val="0"/>
           <w:numId w:val="1001"/>
         </w:numPr>
       </w:pPr>
       <w:r>
-        <w:t xml:space="preserve">Добавить в локальную сеть маршрутизатор, провести его первоначальную настройку.</w:t>
-      </w:r>
-    </w:p>
-    <w:p>
-      <w:pPr>
+        <w:t xml:space="preserve">Задайте топологию, состоящую из двух хостов и двух коммутаторов</w:t>
+      </w:r>
+      <w:r>
+        <w:t xml:space="preserve"> </w:t>
+      </w:r>
+      <w:r>
+        <w:t xml:space="preserve">с назначенной по умолчанию mininet сетью 10.0.0.0/8.</w:t>
+      </w:r>
+    </w:p>
+    <w:p>
+      <w:pPr>
+        <w:pStyle w:val="Compact"/>
         <w:numPr>
           <w:ilvl w:val="0"/>
           <w:numId w:val="1001"/>
         </w:numPr>
       </w:pPr>
       <w:r>
-        <w:t xml:space="preserve">Настроить статическую маршрутизацию VLAN.</w:t>
-      </w:r>
-    </w:p>
-    <w:p>
-      <w:pPr>
+        <w:t xml:space="preserve">Проведите интерактивные эксперименты по ограничению пропускной способности сети с помощью TBF в эмулируемой глобальной сети.</w:t>
+      </w:r>
+    </w:p>
+    <w:p>
+      <w:pPr>
+        <w:pStyle w:val="Compact"/>
         <w:numPr>
           <w:ilvl w:val="0"/>
           <w:numId w:val="1001"/>
         </w:numPr>
       </w:pPr>
       <w:r>
-        <w:t xml:space="preserve">При выполнении работы необходимо учитывать соглашение об именовании</w:t>
-      </w:r>
-    </w:p>
-    <w:bookmarkEnd w:id="21"/>
-    <w:bookmarkStart w:id="49" w:name="выполнение-лабораторной-работы"/>
+        <w:t xml:space="preserve">Самостоятельно реализуйте воспроизводимые эксперимент по применению</w:t>
+      </w:r>
+      <w:r>
+        <w:t xml:space="preserve"> </w:t>
+      </w:r>
+      <w:r>
+        <w:t xml:space="preserve">TBF для ограничения пропускной способности. Постройте соответствующие</w:t>
+      </w:r>
+      <w:r>
+        <w:t xml:space="preserve"> </w:t>
+      </w:r>
+      <w:r>
+        <w:t xml:space="preserve">графики.</w:t>
+      </w:r>
+    </w:p>
+    <w:bookmarkEnd w:id="10"/>
+    <w:bookmarkStart w:id="11" w:name="теоретическое-введение"/>
     <w:p>
       <w:pPr>
         <w:pStyle w:val="Heading1"/>
@@ -182,6 +211,52 @@
         <w:tab/>
       </w:r>
       <w:r>
+        <w:t xml:space="preserve">Теоретическое введение</w:t>
+      </w:r>
+    </w:p>
+    <w:p>
+      <w:pPr>
+        <w:pStyle w:val="FirstParagraph"/>
+      </w:pPr>
+      <w:r>
+        <w:t xml:space="preserve">Mininet</w:t>
+      </w:r>
+      <w:r>
+        <w:t xml:space="preserve">[</w:t>
+      </w:r>
+      <w:r>
+        <w:rPr>
+          <w:b/>
+          <w:bCs/>
+        </w:rPr>
+        <w:t xml:space="preserve">mininet?</w:t>
+      </w:r>
+      <w:r>
+        <w:t xml:space="preserve">]</w:t>
+      </w:r>
+      <w:r>
+        <w:t xml:space="preserve"> </w:t>
+      </w:r>
+      <w:r>
+        <w:t xml:space="preserve">– это эмулятор компьютерной сети. Под компьютерной сетью подразумеваются простые компьютеры — хосты, коммутаторы, а так же OpenFlow-контроллеры. С помощью простейшего синтаксиса в примитивном интерпретаторе команд можно разворачивать сети из произвольного количества хостов, коммутаторов в различных топологиях и все это в рамках одной виртуальной машины(ВМ). На всех хостах можно изменять сетевую конфигурацию, пользоваться стандартными утилитами(ifconfig, ping) и даже получать доступ к терминалу. На коммутаторы можно добавлять различные правила и маршрутизировать трафик.</w:t>
+      </w:r>
+    </w:p>
+    <w:bookmarkEnd w:id="11"/>
+    <w:bookmarkStart w:id="48" w:name="выполнение-лабораторной-работы"/>
+    <w:p>
+      <w:pPr>
+        <w:pStyle w:val="Heading1"/>
+      </w:pPr>
+      <w:r>
+        <w:rPr>
+          <w:rStyle w:val="SectionNumber"/>
+        </w:rPr>
+        <w:t xml:space="preserve">4</w:t>
+      </w:r>
+      <w:r>
+        <w:tab/>
+      </w:r>
+      <w:r>
         <w:t xml:space="preserve">Выполнение лабораторной работы</w:t>
       </w:r>
     </w:p>
@@ -190,17 +265,10 @@
         <w:pStyle w:val="FirstParagraph"/>
       </w:pPr>
       <w:r>
-        <w:t xml:space="preserve">Откроем файл .pkt, в котором мы выполняли предыдущую лабораторную работу(где уже есть сеть с какой-то настройкой).</w:t>
-      </w:r>
-    </w:p>
-    <w:p>
-      <w:pPr>
-        <w:pStyle w:val="BodyText"/>
-      </w:pPr>
-      <w:r>
-        <w:t xml:space="preserve">В логической области проекта разместим маршрутизатор Cisco 2811, подключим его к порту 24 коммутатора msс-donskaya-sw-1 в соответствии с таблицей портов (рис. 1).</w:t>
-      </w:r>
-    </w:p>
+        <w:t xml:space="preserve">Зададим простейшую топологию, состоящую из двух хостов и коммутатора с назначенной по умолчанию mininet сетью 10.0.0.0/8. На хостах h1 и h2 введем команду ifconfig, чтобы отобразить информацию, относящуюся к их сетевым интерфейсам и назначенным им IP-адресам. Проверим подключение между хостами сети (рис. 1).</w:t>
+      </w:r>
+    </w:p>
+    <w:bookmarkStart w:id="15" w:name="fig:001"/>
     <w:p>
       <w:pPr>
         <w:pStyle w:val="CaptionedFigure"/>
@@ -208,20 +276,20 @@
       <w:r>
         <w:drawing>
           <wp:inline>
-            <wp:extent cx="3733800" cy="1586196"/>
+            <wp:extent cx="3733800" cy="2110520"/>
             <wp:effectExtent b="0" l="0" r="0" t="0"/>
-            <wp:docPr descr="Логическая область проекта с добавленным маршрутизатором" title="" id="23" name="Picture"/>
+            <wp:docPr descr="Рис. 1: Задание топологии" title="" id="13" name="Picture"/>
             <a:graphic>
               <a:graphicData uri="http://schemas.openxmlformats.org/drawingml/2006/picture">
                 <pic:pic>
                   <pic:nvPicPr>
-                    <pic:cNvPr descr="image/1.png" id="24" name="Picture"/>
+                    <pic:cNvPr descr="image/1.png" id="14" name="Picture"/>
                     <pic:cNvPicPr>
                       <a:picLocks noChangeArrowheads="1" noChangeAspect="1"/>
                     </pic:cNvPicPr>
                   </pic:nvPicPr>
                   <pic:blipFill>
-                    <a:blip r:embed="rId22"/>
+                    <a:blip r:embed="rId12"/>
                     <a:stretch>
                       <a:fillRect/>
                     </a:stretch>
@@ -229,7 +297,7 @@
                   <pic:spPr bwMode="auto">
                     <a:xfrm>
                       <a:off x="0" y="0"/>
-                      <a:ext cx="3733800" cy="1586196"/>
+                      <a:ext cx="3733800" cy="2110520"/>
                     </a:xfrm>
                     <a:prstGeom prst="rect">
                       <a:avLst/>
@@ -253,23 +321,31 @@
         <w:pStyle w:val="ImageCaption"/>
       </w:pPr>
       <w:r>
-        <w:t xml:space="preserve">Рис. 1: Логическая область проекта с добавленным маршрутизатором</w:t>
-      </w:r>
-    </w:p>
+        <w:t xml:space="preserve">Рис. 1: Задание топологии</w:t>
+      </w:r>
+    </w:p>
+    <w:bookmarkEnd w:id="15"/>
     <w:p>
       <w:pPr>
         <w:pStyle w:val="BodyText"/>
       </w:pPr>
       <w:r>
-        <w:t xml:space="preserve">Используя приведённую в лабораторной работе последовательность команд по первоначальной настройке маршрутизатора, сконфигурируем маршрутизатор, задав на</w:t>
+        <w:t xml:space="preserve">На хостах h1, h2 и на коммутаторах s1, s2 введем команду ifconfig, чтобы</w:t>
       </w:r>
       <w:r>
         <w:t xml:space="preserve"> </w:t>
       </w:r>
       <w:r>
-        <w:t xml:space="preserve">нём имя, пароль для доступа к консоли, настроем удалённое подключение к нему по ssh (рис. 2).</w:t>
-      </w:r>
-    </w:p>
+        <w:t xml:space="preserve">отобразить информацию, относящуюся к их сетевым интерфейсам и назначенным им IP-адресам. В дальнейшем при работе с NETEM и командой tc</w:t>
+      </w:r>
+      <w:r>
+        <w:t xml:space="preserve"> </w:t>
+      </w:r>
+      <w:r>
+        <w:t xml:space="preserve">будут использоваться интерфейсы h1-eth0, h2-eth0, s1-eth2 (рис. 2).</w:t>
+      </w:r>
+    </w:p>
+    <w:bookmarkStart w:id="19" w:name="fig:002"/>
     <w:p>
       <w:pPr>
         <w:pStyle w:val="CaptionedFigure"/>
@@ -277,20 +353,20 @@
       <w:r>
         <w:drawing>
           <wp:inline>
-            <wp:extent cx="3733800" cy="3609151"/>
+            <wp:extent cx="3733800" cy="4887613"/>
             <wp:effectExtent b="0" l="0" r="0" t="0"/>
-            <wp:docPr descr="Конфигурация маршрутизатора" title="" id="26" name="Picture"/>
+            <wp:docPr descr="Рис. 2: ifconfig на хостах" title="" id="17" name="Picture"/>
             <a:graphic>
               <a:graphicData uri="http://schemas.openxmlformats.org/drawingml/2006/picture">
                 <pic:pic>
                   <pic:nvPicPr>
-                    <pic:cNvPr descr="image/2.png" id="27" name="Picture"/>
+                    <pic:cNvPr descr="image/2.png" id="18" name="Picture"/>
                     <pic:cNvPicPr>
                       <a:picLocks noChangeArrowheads="1" noChangeAspect="1"/>
                     </pic:cNvPicPr>
                   </pic:nvPicPr>
                   <pic:blipFill>
-                    <a:blip r:embed="rId25"/>
+                    <a:blip r:embed="rId16"/>
                     <a:stretch>
                       <a:fillRect/>
                     </a:stretch>
@@ -298,7 +374,7 @@
                   <pic:spPr bwMode="auto">
                     <a:xfrm>
                       <a:off x="0" y="0"/>
-                      <a:ext cx="3733800" cy="3609151"/>
+                      <a:ext cx="3733800" cy="4887613"/>
                     </a:xfrm>
                     <a:prstGeom prst="rect">
                       <a:avLst/>
@@ -322,17 +398,19 @@
         <w:pStyle w:val="ImageCaption"/>
       </w:pPr>
       <w:r>
-        <w:t xml:space="preserve">Рис. 2: Конфигурация маршрутизатора</w:t>
-      </w:r>
-    </w:p>
+        <w:t xml:space="preserve">Рис. 2: ifconfig на хостах</w:t>
+      </w:r>
+    </w:p>
+    <w:bookmarkEnd w:id="19"/>
     <w:p>
       <w:pPr>
         <w:pStyle w:val="BodyText"/>
       </w:pPr>
       <w:r>
-        <w:t xml:space="preserve">Настроем порт 24 коммутатора msс-donskaya-sw-1 как trunk-порт (рис. 3).</w:t>
-      </w:r>
-    </w:p>
+        <w:t xml:space="preserve">Запустим iPerf3 на хостах и посмотрим результат отработки на данном этапе (рис. 3).</w:t>
+      </w:r>
+    </w:p>
+    <w:bookmarkStart w:id="23" w:name="fig:003"/>
     <w:p>
       <w:pPr>
         <w:pStyle w:val="CaptionedFigure"/>
@@ -340,20 +418,20 @@
       <w:r>
         <w:drawing>
           <wp:inline>
-            <wp:extent cx="3733800" cy="2070434"/>
+            <wp:extent cx="3733800" cy="4971552"/>
             <wp:effectExtent b="0" l="0" r="0" t="0"/>
-            <wp:docPr descr="Настройка порта 24 как trunk-порта" title="" id="29" name="Picture"/>
+            <wp:docPr descr="Рис. 3: Запуск iperf3 на хостах" title="" id="21" name="Picture"/>
             <a:graphic>
               <a:graphicData uri="http://schemas.openxmlformats.org/drawingml/2006/picture">
                 <pic:pic>
                   <pic:nvPicPr>
-                    <pic:cNvPr descr="image/3.png" id="30" name="Picture"/>
+                    <pic:cNvPr descr="image/3.png" id="22" name="Picture"/>
                     <pic:cNvPicPr>
                       <a:picLocks noChangeArrowheads="1" noChangeAspect="1"/>
                     </pic:cNvPicPr>
                   </pic:nvPicPr>
                   <pic:blipFill>
-                    <a:blip r:embed="rId28"/>
+                    <a:blip r:embed="rId20"/>
                     <a:stretch>
                       <a:fillRect/>
                     </a:stretch>
@@ -361,7 +439,7 @@
                   <pic:spPr bwMode="auto">
                     <a:xfrm>
                       <a:off x="0" y="0"/>
-                      <a:ext cx="3733800" cy="2070434"/>
+                      <a:ext cx="3733800" cy="4971552"/>
                     </a:xfrm>
                     <a:prstGeom prst="rect">
                       <a:avLst/>
@@ -385,23 +463,19 @@
         <w:pStyle w:val="ImageCaption"/>
       </w:pPr>
       <w:r>
-        <w:t xml:space="preserve">Рис. 3: Настройка порта 24 как trunk-порта</w:t>
-      </w:r>
-    </w:p>
+        <w:t xml:space="preserve">Рис. 3: Запуск iperf3 на хостах</w:t>
+      </w:r>
+    </w:p>
+    <w:bookmarkEnd w:id="23"/>
     <w:p>
       <w:pPr>
         <w:pStyle w:val="BodyText"/>
       </w:pPr>
       <w:r>
-        <w:t xml:space="preserve">На интерфейсе f0/0 маршрутизатора msk-donskaya-gw-1 настроем виртуальные интерфейсы, соответствующие номерам VLAN. Согласно таблице IP-адресов (сделанной ранее) зададим соответствующие IP-адреса на виртуальных интерфейсах. Для этого используем приведённую в лабораторной работе</w:t>
-      </w:r>
-      <w:r>
-        <w:t xml:space="preserve"> </w:t>
-      </w:r>
-      <w:r>
-        <w:t xml:space="preserve">последовательность команд по конфигурации VLAN-интерфейсов маршрутизатора (рис. 3,-fig. 4).</w:t>
-      </w:r>
-    </w:p>
+        <w:t xml:space="preserve">Изменим пропускную способность хоста h1, установив пропускную способность на 10 Гбит/с на интерфейсе h1-eth0 и параметры TBF-фильтра (рис. 4).</w:t>
+      </w:r>
+    </w:p>
+    <w:bookmarkStart w:id="27" w:name="fig:004"/>
     <w:p>
       <w:pPr>
         <w:pStyle w:val="CaptionedFigure"/>
@@ -409,20 +483,20 @@
       <w:r>
         <w:drawing>
           <wp:inline>
-            <wp:extent cx="3733800" cy="3733799"/>
+            <wp:extent cx="3733800" cy="2525350"/>
             <wp:effectExtent b="0" l="0" r="0" t="0"/>
-            <wp:docPr descr="Конфигурация VLAN-интерфейсов маршрутизатора" title="" id="32" name="Picture"/>
+            <wp:docPr descr="Рис. 4: Ограничение скорости на конечных хостах" title="" id="25" name="Picture"/>
             <a:graphic>
               <a:graphicData uri="http://schemas.openxmlformats.org/drawingml/2006/picture">
                 <pic:pic>
                   <pic:nvPicPr>
-                    <pic:cNvPr descr="image/4.png" id="33" name="Picture"/>
+                    <pic:cNvPr descr="image/4.png" id="26" name="Picture"/>
                     <pic:cNvPicPr>
                       <a:picLocks noChangeArrowheads="1" noChangeAspect="1"/>
                     </pic:cNvPicPr>
                   </pic:nvPicPr>
                   <pic:blipFill>
-                    <a:blip r:embed="rId31"/>
+                    <a:blip r:embed="rId24"/>
                     <a:stretch>
                       <a:fillRect/>
                     </a:stretch>
@@ -430,7 +504,7 @@
                   <pic:spPr bwMode="auto">
                     <a:xfrm>
                       <a:off x="0" y="0"/>
-                      <a:ext cx="3733800" cy="3733799"/>
+                      <a:ext cx="3733800" cy="2525350"/>
                     </a:xfrm>
                     <a:prstGeom prst="rect">
                       <a:avLst/>
@@ -454,29 +528,19 @@
         <w:pStyle w:val="ImageCaption"/>
       </w:pPr>
       <w:r>
-        <w:t xml:space="preserve">Рис. 4: Конфигурация VLAN-интерфейсов маршрутизатора</w:t>
-      </w:r>
-    </w:p>
+        <w:t xml:space="preserve">Рис. 4: Ограничение скорости на конечных хостах</w:t>
+      </w:r>
+    </w:p>
+    <w:bookmarkEnd w:id="27"/>
     <w:p>
       <w:pPr>
         <w:pStyle w:val="BodyText"/>
       </w:pPr>
       <w:r>
-        <w:t xml:space="preserve">Проверим доступность оконечных устройств из разных VLAN. Зайдем в терминал ПК (dk-donskaya-shuvayev), посмотрим его</w:t>
-      </w:r>
-      <w:r>
-        <w:t xml:space="preserve"> </w:t>
-      </w:r>
-      <w:r>
-        <w:rPr>
-          <w:rStyle w:val="VerbatimChar"/>
-        </w:rPr>
-        <w:t xml:space="preserve">ipconfig</w:t>
-      </w:r>
-      <w:r>
-        <w:t xml:space="preserve">, увидим ip-адрес 10.128.3.201. Попробуем сначала пропинговать ПК из этой же сети. Как и раньше пингование проходит успешно (рис. 9).</w:t>
-      </w:r>
-    </w:p>
+        <w:t xml:space="preserve">Применим правило ограничения скорости tbf с параметрами rate = 10gbit, burst = 5,000,000, limit= 15,000,000 к интерфейсу s1-eth2 коммутатора s1, который соединяет его с коммутатором s2 (рис. 5).</w:t>
+      </w:r>
+    </w:p>
+    <w:bookmarkStart w:id="31" w:name="fig:005"/>
     <w:p>
       <w:pPr>
         <w:pStyle w:val="CaptionedFigure"/>
@@ -484,20 +548,20 @@
       <w:r>
         <w:drawing>
           <wp:inline>
-            <wp:extent cx="3733800" cy="5041356"/>
+            <wp:extent cx="3733800" cy="2486546"/>
             <wp:effectExtent b="0" l="0" r="0" t="0"/>
-            <wp:docPr descr="Проверка доступности оконечных устройств" title="" id="35" name="Picture"/>
+            <wp:docPr descr="Рис. 5: Ограничение скорости на коммутаторах" title="" id="29" name="Picture"/>
             <a:graphic>
               <a:graphicData uri="http://schemas.openxmlformats.org/drawingml/2006/picture">
                 <pic:pic>
                   <pic:nvPicPr>
-                    <pic:cNvPr descr="image/5.png" id="36" name="Picture"/>
+                    <pic:cNvPr descr="image/5.png" id="30" name="Picture"/>
                     <pic:cNvPicPr>
                       <a:picLocks noChangeArrowheads="1" noChangeAspect="1"/>
                     </pic:cNvPicPr>
                   </pic:nvPicPr>
                   <pic:blipFill>
-                    <a:blip r:embed="rId34"/>
+                    <a:blip r:embed="rId28"/>
                     <a:stretch>
                       <a:fillRect/>
                     </a:stretch>
@@ -505,7 +569,7 @@
                   <pic:spPr bwMode="auto">
                     <a:xfrm>
                       <a:off x="0" y="0"/>
-                      <a:ext cx="3733800" cy="5041356"/>
+                      <a:ext cx="3733800" cy="2486546"/>
                     </a:xfrm>
                     <a:prstGeom prst="rect">
                       <a:avLst/>
@@ -529,30 +593,25 @@
         <w:pStyle w:val="ImageCaption"/>
       </w:pPr>
       <w:r>
-        <w:t xml:space="preserve">Рис. 5: Проверка доступности оконечных устройств</w:t>
-      </w:r>
-    </w:p>
+        <w:t xml:space="preserve">Рис. 5: Ограничение скорости на коммутаторах</w:t>
+      </w:r>
+    </w:p>
+    <w:bookmarkEnd w:id="31"/>
     <w:p>
       <w:pPr>
         <w:pStyle w:val="BodyText"/>
       </w:pPr>
       <w:r>
-        <w:t xml:space="preserve">Теперь попробуем пропинговать устройства из другой сети, по началу будет возникать задержка, потому что коммутаторы обучаются, но при повторном пингование задержка пропадает (рис.</w:t>
+        <w:t xml:space="preserve">Объединим NETEM и TBF, введя на интерфейсе s1-eth2 коммутатора s1 задержку, джиттер, повреждение пакетов и указав скорость.</w:t>
       </w:r>
       <w:r>
         <w:t xml:space="preserve"> </w:t>
       </w:r>
       <w:r>
-        <w:rPr>
-          <w:b/>
-          <w:bCs/>
-        </w:rPr>
-        <w:t xml:space="preserve">¿fig:010?</w:t>
-      </w:r>
-      <w:r>
-        <w:t xml:space="preserve">).</w:t>
-      </w:r>
-    </w:p>
+        <w:t xml:space="preserve">Добавим второе правило на коммутаторе s1, которое задаёт ограничение скорости с помощью tbf с параметрами rate=2gbit, burst=1,000,000, limit=2,000,000: и проверим (рис. 6).</w:t>
+      </w:r>
+    </w:p>
+    <w:bookmarkStart w:id="35" w:name="fig:006"/>
     <w:p>
       <w:pPr>
         <w:pStyle w:val="CaptionedFigure"/>
@@ -560,20 +619,20 @@
       <w:r>
         <w:drawing>
           <wp:inline>
-            <wp:extent cx="3733800" cy="1953996"/>
+            <wp:extent cx="3733800" cy="2552319"/>
             <wp:effectExtent b="0" l="0" r="0" t="0"/>
-            <wp:docPr descr="Проверка доступности оконечных устройств" title="" id="38" name="Picture"/>
+            <wp:docPr descr="Рис. 6: Объединение NETEM и TBF" title="" id="33" name="Picture"/>
             <a:graphic>
               <a:graphicData uri="http://schemas.openxmlformats.org/drawingml/2006/picture">
                 <pic:pic>
                   <pic:nvPicPr>
-                    <pic:cNvPr descr="image/6.png" id="39" name="Picture"/>
+                    <pic:cNvPr descr="image/6.png" id="34" name="Picture"/>
                     <pic:cNvPicPr>
                       <a:picLocks noChangeArrowheads="1" noChangeAspect="1"/>
                     </pic:cNvPicPr>
                   </pic:nvPicPr>
                   <pic:blipFill>
-                    <a:blip r:embed="rId37"/>
+                    <a:blip r:embed="rId32"/>
                     <a:stretch>
                       <a:fillRect/>
                     </a:stretch>
@@ -581,7 +640,7 @@
                   <pic:spPr bwMode="auto">
                     <a:xfrm>
                       <a:off x="0" y="0"/>
-                      <a:ext cx="3733800" cy="1953996"/>
+                      <a:ext cx="3733800" cy="2552319"/>
                     </a:xfrm>
                     <a:prstGeom prst="rect">
                       <a:avLst/>
@@ -605,25 +664,19 @@
         <w:pStyle w:val="ImageCaption"/>
       </w:pPr>
       <w:r>
-        <w:t xml:space="preserve">Рис. 6: Проверка доступности оконечных устройств</w:t>
-      </w:r>
-    </w:p>
+        <w:t xml:space="preserve">Рис. 6: Объединение NETEM и TBF</w:t>
+      </w:r>
+    </w:p>
+    <w:bookmarkEnd w:id="35"/>
     <w:p>
       <w:pPr>
         <w:pStyle w:val="BodyText"/>
       </w:pPr>
       <w:r>
-        <w:t xml:space="preserve">Используя режим симуляции в Packet Tracer, изучим процесс передвижения пакета ICMP по сети. Изучим содержимое передаваемого пакета и заголовки задействованных протоколов.</w:t>
-      </w:r>
-    </w:p>
-    <w:p>
-      <w:pPr>
-        <w:pStyle w:val="BodyText"/>
-      </w:pPr>
-      <w:r>
-        <w:t xml:space="preserve">Сначала отправим пакет между устройствами в одной сети (рис. 6). Пакет движется через коммутаторы, к маршрутизатору не идет. Передача проходит успешно.</w:t>
-      </w:r>
-    </w:p>
+        <w:t xml:space="preserve">В виртуальной среде mininet в своём рабочем каталоге с проектами создадим каталог simple-tbf и перейдем в него. Создадим скрипт для эксперимента lab_netem_iii.py (рис. 7).</w:t>
+      </w:r>
+    </w:p>
+    <w:bookmarkStart w:id="39" w:name="fig:007"/>
     <w:p>
       <w:pPr>
         <w:pStyle w:val="CaptionedFigure"/>
@@ -631,20 +684,20 @@
       <w:r>
         <w:drawing>
           <wp:inline>
-            <wp:extent cx="3733800" cy="1783647"/>
+            <wp:extent cx="3733800" cy="4708578"/>
             <wp:effectExtent b="0" l="0" r="0" t="0"/>
-            <wp:docPr descr="Передвижения пакета ICMP по сети" title="" id="41" name="Picture"/>
+            <wp:docPr descr="Рис. 7: Скрипт для воспроизводимого эксперимента" title="" id="37" name="Picture"/>
             <a:graphic>
               <a:graphicData uri="http://schemas.openxmlformats.org/drawingml/2006/picture">
                 <pic:pic>
                   <pic:nvPicPr>
-                    <pic:cNvPr descr="image/7.png" id="42" name="Picture"/>
+                    <pic:cNvPr descr="image/7.png" id="38" name="Picture"/>
                     <pic:cNvPicPr>
                       <a:picLocks noChangeArrowheads="1" noChangeAspect="1"/>
                     </pic:cNvPicPr>
                   </pic:nvPicPr>
                   <pic:blipFill>
-                    <a:blip r:embed="rId40"/>
+                    <a:blip r:embed="rId36"/>
                     <a:stretch>
                       <a:fillRect/>
                     </a:stretch>
@@ -652,7 +705,7 @@
                   <pic:spPr bwMode="auto">
                     <a:xfrm>
                       <a:off x="0" y="0"/>
-                      <a:ext cx="3733800" cy="1783647"/>
+                      <a:ext cx="3733800" cy="4708578"/>
                     </a:xfrm>
                     <a:prstGeom prst="rect">
                       <a:avLst/>
@@ -676,17 +729,19 @@
         <w:pStyle w:val="ImageCaption"/>
       </w:pPr>
       <w:r>
-        <w:t xml:space="preserve">Рис. 7: Передвижения пакета ICMP по сети</w:t>
-      </w:r>
-    </w:p>
+        <w:t xml:space="preserve">Рис. 7: Скрипт для воспроизводимого эксперимента</w:t>
+      </w:r>
+    </w:p>
+    <w:bookmarkEnd w:id="39"/>
     <w:p>
       <w:pPr>
         <w:pStyle w:val="BodyText"/>
       </w:pPr>
       <w:r>
-        <w:t xml:space="preserve">Теперь попробуем передать пакет между устройствами из разных сетей (рис. 7). Отследив путь, увидим, что пакет идет через коммутаторы к маршрутизатору, там он понимает, что ему делать дальше и идет к пункту назначения и обратно.</w:t>
-      </w:r>
-    </w:p>
+        <w:t xml:space="preserve">Создадим также скрипт для визуализации ping_plot результатов эксперимента (рис. 8).</w:t>
+      </w:r>
+    </w:p>
+    <w:bookmarkStart w:id="43" w:name="fig:008"/>
     <w:p>
       <w:pPr>
         <w:pStyle w:val="CaptionedFigure"/>
@@ -694,20 +749,20 @@
       <w:r>
         <w:drawing>
           <wp:inline>
-            <wp:extent cx="3733800" cy="1781877"/>
+            <wp:extent cx="3733800" cy="1302488"/>
             <wp:effectExtent b="0" l="0" r="0" t="0"/>
-            <wp:docPr descr="Передвижения пакета ICMP по сети" title="" id="44" name="Picture"/>
+            <wp:docPr descr="Рис. 8: Скрипт для отрисовки графика" title="" id="41" name="Picture"/>
             <a:graphic>
               <a:graphicData uri="http://schemas.openxmlformats.org/drawingml/2006/picture">
                 <pic:pic>
                   <pic:nvPicPr>
-                    <pic:cNvPr descr="image/8.png" id="45" name="Picture"/>
+                    <pic:cNvPr descr="image/8.png" id="42" name="Picture"/>
                     <pic:cNvPicPr>
                       <a:picLocks noChangeArrowheads="1" noChangeAspect="1"/>
                     </pic:cNvPicPr>
                   </pic:nvPicPr>
                   <pic:blipFill>
-                    <a:blip r:embed="rId43"/>
+                    <a:blip r:embed="rId40"/>
                     <a:stretch>
                       <a:fillRect/>
                     </a:stretch>
@@ -715,7 +770,7 @@
                   <pic:spPr bwMode="auto">
                     <a:xfrm>
                       <a:off x="0" y="0"/>
-                      <a:ext cx="3733800" cy="1781877"/>
+                      <a:ext cx="3733800" cy="1302488"/>
                     </a:xfrm>
                     <a:prstGeom prst="rect">
                       <a:avLst/>
@@ -739,17 +794,19 @@
         <w:pStyle w:val="ImageCaption"/>
       </w:pPr>
       <w:r>
-        <w:t xml:space="preserve">Рис. 8: Передвижения пакета ICMP по сети</w:t>
-      </w:r>
-    </w:p>
+        <w:t xml:space="preserve">Рис. 8: Скрипт для отрисовки графика</w:t>
+      </w:r>
+    </w:p>
+    <w:bookmarkEnd w:id="43"/>
     <w:p>
       <w:pPr>
         <w:pStyle w:val="BodyText"/>
       </w:pPr>
       <w:r>
-        <w:t xml:space="preserve">Посмотрим содержимое пакета (рис. 8). Увидим кадр канального уровня Ethernet, тут мы можем посмотреть mac-адреса источника и назначения. Далее идет кадр сетевого уроня IP, версия IP - 4, можем также увидеть ip-адреса источника и назначения, далее идет ICMP кадр.</w:t>
-      </w:r>
-    </w:p>
+        <w:t xml:space="preserve">Получим следующий график (рис. 9).</w:t>
+      </w:r>
+    </w:p>
+    <w:bookmarkStart w:id="47" w:name="fig:009"/>
     <w:p>
       <w:pPr>
         <w:pStyle w:val="CaptionedFigure"/>
@@ -757,20 +814,20 @@
       <w:r>
         <w:drawing>
           <wp:inline>
-            <wp:extent cx="3733800" cy="5216685"/>
+            <wp:extent cx="3733800" cy="2971800"/>
             <wp:effectExtent b="0" l="0" r="0" t="0"/>
-            <wp:docPr descr="Информация о PDU" title="" id="47" name="Picture"/>
+            <wp:docPr descr="Рис. 9: График изменения скорости передачи" title="" id="45" name="Picture"/>
             <a:graphic>
               <a:graphicData uri="http://schemas.openxmlformats.org/drawingml/2006/picture">
                 <pic:pic>
                   <pic:nvPicPr>
-                    <pic:cNvPr descr="image/9.png" id="48" name="Picture"/>
+                    <pic:cNvPr descr="image/9.png" id="46" name="Picture"/>
                     <pic:cNvPicPr>
                       <a:picLocks noChangeArrowheads="1" noChangeAspect="1"/>
                     </pic:cNvPicPr>
                   </pic:nvPicPr>
                   <pic:blipFill>
-                    <a:blip r:embed="rId46"/>
+                    <a:blip r:embed="rId44"/>
                     <a:stretch>
                       <a:fillRect/>
                     </a:stretch>
@@ -778,7 +835,7 @@
                   <pic:spPr bwMode="auto">
                     <a:xfrm>
                       <a:off x="0" y="0"/>
-                      <a:ext cx="3733800" cy="5216685"/>
+                      <a:ext cx="3733800" cy="2971800"/>
                     </a:xfrm>
                     <a:prstGeom prst="rect">
                       <a:avLst/>
@@ -802,38 +859,12 @@
         <w:pStyle w:val="ImageCaption"/>
       </w:pPr>
       <w:r>
-        <w:t xml:space="preserve">Рис. 9: Информация о PDU</w:t>
-      </w:r>
-    </w:p>
-    <w:bookmarkEnd w:id="49"/>
-    <w:bookmarkStart w:id="50" w:name="выводы"/>
-    <w:p>
-      <w:pPr>
-        <w:pStyle w:val="Heading1"/>
-      </w:pPr>
-      <w:r>
-        <w:rPr>
-          <w:rStyle w:val="SectionNumber"/>
-        </w:rPr>
-        <w:t xml:space="preserve">4</w:t>
-      </w:r>
-      <w:r>
-        <w:tab/>
-      </w:r>
-      <w:r>
-        <w:t xml:space="preserve">Выводы</w:t>
-      </w:r>
-    </w:p>
-    <w:p>
-      <w:pPr>
-        <w:pStyle w:val="FirstParagraph"/>
-      </w:pPr>
-      <w:r>
-        <w:t xml:space="preserve">В результате выполнения лабораторной работы я настроил статическую маршрутизацию VLAN в сети.</w:t>
-      </w:r>
-    </w:p>
-    <w:bookmarkEnd w:id="50"/>
-    <w:bookmarkStart w:id="51" w:name="контрольные-вопросы"/>
+        <w:t xml:space="preserve">Рис. 9: График изменения скорости передачи</w:t>
+      </w:r>
+    </w:p>
+    <w:bookmarkEnd w:id="47"/>
+    <w:bookmarkEnd w:id="48"/>
+    <w:bookmarkStart w:id="49" w:name="выводы"/>
     <w:p>
       <w:pPr>
         <w:pStyle w:val="Heading1"/>
@@ -848,19 +879,7 @@
         <w:tab/>
       </w:r>
       <w:r>
-        <w:t xml:space="preserve">Контрольные вопросы</w:t>
-      </w:r>
-    </w:p>
-    <w:p>
-      <w:pPr>
-        <w:pStyle w:val="Compact"/>
-        <w:numPr>
-          <w:ilvl w:val="0"/>
-          <w:numId w:val="1002"/>
-        </w:numPr>
-      </w:pPr>
-      <w:r>
-        <w:t xml:space="preserve">Охарактеризуйте стандарт IEEE 802.1Q.</w:t>
+        <w:t xml:space="preserve">Выводы</w:t>
       </w:r>
     </w:p>
     <w:p>
@@ -868,93 +887,45 @@
         <w:pStyle w:val="FirstParagraph"/>
       </w:pPr>
       <w:r>
-        <w:t xml:space="preserve">IEEE 802.1Q — открытый стандарт, который описывает процедуру тегирования трафика для передачи информации о принадлежности к VLAN по сетям стандарта IEEE 802.3 Ethernet.</w:t>
-      </w:r>
-    </w:p>
-    <w:p>
-      <w:pPr>
-        <w:pStyle w:val="BodyText"/>
-      </w:pPr>
-      <w:r>
-        <w:t xml:space="preserve">Так как 802.1Q не изменяет заголовки кадра (фрейма), то сетевые устройства, которые не поддерживают этот стандарт, могут передавать трафик без учёта его принадлежности к VLAN. Поскольку данный стандарт является открытым, он используется для построения «транковых» портов между оборудованием различных производителей.</w:t>
+        <w:t xml:space="preserve">В результате выполнения данной лабораторной работы я познакомился с принципами работы дисциплины очереди Token Bucket Filter, которая формирует входящий/исходящий</w:t>
       </w:r>
       <w:r>
         <w:t xml:space="preserve"> </w:t>
       </w:r>
       <w:r>
-        <w:t xml:space="preserve">802.1Q помещает внутрь фрейма тег, который передает информацию о принадлежности трафика к VLAN.</w:t>
-      </w:r>
-    </w:p>
-    <w:p>
-      <w:pPr>
-        <w:pStyle w:val="Compact"/>
-        <w:numPr>
-          <w:ilvl w:val="0"/>
-          <w:numId w:val="1003"/>
-        </w:numPr>
-      </w:pPr>
-      <w:r>
-        <w:t xml:space="preserve">Опишите формат кадра IEEE 802.1Q.</w:t>
-      </w:r>
-    </w:p>
-    <w:p>
-      <w:pPr>
-        <w:pStyle w:val="FirstParagraph"/>
-      </w:pPr>
-      <w:r>
-        <w:t xml:space="preserve">Спецификация 802.1 Q определяет 12 возможных форматов инкапсуляции долнительного поля в кадры МАС-уровня. Эти форматы определяются в зависимости от трех типов кадров (Ethernet II, LLC в нормальном формате, LLC в формате Token Ring), двух типов сетей (802.3/Ethernet или Token Ring/FDDI) и двух типов меток VLAN (неявных или явных). Имеются также определенные правила трансляции исходных кадров Ethernet или Token Ring в помеченные кадры и обратной трансляции помеченных кадров в исходные.</w:t>
-      </w:r>
-    </w:p>
-    <w:p>
-      <w:pPr>
-        <w:pStyle w:val="BodyText"/>
-      </w:pPr>
-      <w:r>
-        <w:t xml:space="preserve">Поле идентификатора протокола меток (Tag Protocol Identifier,TPI) заменило поле EtherType кадра Ethernet, которое заняло место после двухбайтного поля метки VLAN.</w:t>
-      </w:r>
-    </w:p>
-    <w:p>
-      <w:pPr>
-        <w:pStyle w:val="BodyText"/>
-      </w:pPr>
-      <w:r>
-        <w:t xml:space="preserve">В поле метки VLAN имеется три подполя.</w:t>
-      </w:r>
-    </w:p>
-    <w:p>
-      <w:pPr>
-        <w:pStyle w:val="BodyText"/>
-      </w:pPr>
-      <w:r>
-        <w:t xml:space="preserve">Подполе Priority предназначено для хранения трех бит приоритета кадра, что позволяет определить до 8 уровней приоритетов. Однобитный признак TR- Encapsulation показывает, содержат ли данные, переносимые кадром, инкапсулированный кадр формата IEEE (признак равен 1) 802.5 или же они соответствуют типу внешнего кадра (признак равен 0).</w:t>
-      </w:r>
-    </w:p>
-    <w:p>
-      <w:pPr>
-        <w:pStyle w:val="BodyText"/>
-      </w:pPr>
-      <w:r>
-        <w:t xml:space="preserve">С помощью этого признака можно туннелировать трафик сетей Token Ring на коммутируемых магистралях Ethernet.</w:t>
-      </w:r>
-    </w:p>
-    <w:p>
-      <w:pPr>
-        <w:pStyle w:val="BodyText"/>
-      </w:pPr>
-      <w:r>
-        <w:t xml:space="preserve">12-битный идентификатор VLAN (VID) уникально идентифицирует VLAN, к которой относится данный кадр.</w:t>
-      </w:r>
-    </w:p>
-    <w:p>
-      <w:pPr>
-        <w:pStyle w:val="BodyText"/>
-      </w:pPr>
-      <w:r>
-        <w:t xml:space="preserve">Максимальный размер кадра Ethernet увеличивается при применении спецификации IEEE 802.1 Q не 4 байта- с 1518 байт до 1522 байт.</w:t>
-      </w:r>
-    </w:p>
+        <w:t xml:space="preserve">трафик для ограничения пропускной способности, а также получил навыки</w:t>
+      </w:r>
+      <w:r>
+        <w:t xml:space="preserve"> </w:t>
+      </w:r>
+      <w:r>
+        <w:t xml:space="preserve">моделирования и исследования поведения трафика посредством проведения</w:t>
+      </w:r>
+      <w:r>
+        <w:t xml:space="preserve"> </w:t>
+      </w:r>
+      <w:r>
+        <w:t xml:space="preserve">интерактивного и воспроизводимого экспериментов в Mininet.</w:t>
+      </w:r>
+    </w:p>
+    <w:bookmarkEnd w:id="49"/>
+    <w:bookmarkStart w:id="51" w:name="список-литературы"/>
+    <w:p>
+      <w:pPr>
+        <w:pStyle w:val="Heading1"/>
+      </w:pPr>
+      <w:r>
+        <w:t xml:space="preserve">Список литературы</w:t>
+      </w:r>
+    </w:p>
+    <w:bookmarkStart w:id="50" w:name="refs"/>
+    <w:bookmarkEnd w:id="50"/>
     <w:bookmarkEnd w:id="51"/>
-    <w:sectPr/>
+    <w:sectPr>
+      <w:footnotePr>
+        <w:numRestart w:val="eachSect"/>
+      </w:footnotePr>
+    </w:sectPr>
   </w:body>
 </w:document>
 </file>
@@ -992,7 +963,7 @@
       <w:lvlText w:val=" "/>
       <w:lvlJc w:val="left"/>
       <w:pPr>
-        <w:ind w:left="720" w:hanging="480"/>
+        <w:ind w:left="720" w:hanging="360"/>
       </w:pPr>
     </w:lvl>
     <w:lvl w:ilvl="1">
@@ -1000,7 +971,7 @@
       <w:lvlText w:val=" "/>
       <w:lvlJc w:val="left"/>
       <w:pPr>
-        <w:ind w:left="1440" w:hanging="480"/>
+        <w:ind w:left="1440" w:hanging="360"/>
       </w:pPr>
     </w:lvl>
     <w:lvl w:ilvl="2">
@@ -1008,7 +979,7 @@
       <w:lvlText w:val=" "/>
       <w:lvlJc w:val="left"/>
       <w:pPr>
-        <w:ind w:left="2160" w:hanging="480"/>
+        <w:ind w:left="2160" w:hanging="360"/>
       </w:pPr>
     </w:lvl>
     <w:lvl w:ilvl="3">
@@ -1016,7 +987,7 @@
       <w:lvlText w:val=" "/>
       <w:lvlJc w:val="left"/>
       <w:pPr>
-        <w:ind w:left="2880" w:hanging="480"/>
+        <w:ind w:left="2880" w:hanging="360"/>
       </w:pPr>
     </w:lvl>
     <w:lvl w:ilvl="4">
@@ -1024,7 +995,7 @@
       <w:lvlText w:val=" "/>
       <w:lvlJc w:val="left"/>
       <w:pPr>
-        <w:ind w:left="3600" w:hanging="480"/>
+        <w:ind w:left="3600" w:hanging="360"/>
       </w:pPr>
     </w:lvl>
     <w:lvl w:ilvl="5">
@@ -1032,7 +1003,7 @@
       <w:lvlText w:val=" "/>
       <w:lvlJc w:val="left"/>
       <w:pPr>
-        <w:ind w:left="4320" w:hanging="480"/>
+        <w:ind w:left="4320" w:hanging="360"/>
       </w:pPr>
     </w:lvl>
     <w:lvl w:ilvl="6">
@@ -1040,7 +1011,7 @@
       <w:lvlText w:val=" "/>
       <w:lvlJc w:val="left"/>
       <w:pPr>
-        <w:ind w:left="5040" w:hanging="480"/>
+        <w:ind w:left="5040" w:hanging="360"/>
       </w:pPr>
     </w:lvl>
     <w:lvl w:ilvl="7">
@@ -1048,7 +1019,7 @@
       <w:lvlText w:val=" "/>
       <w:lvlJc w:val="left"/>
       <w:pPr>
-        <w:ind w:left="5760" w:hanging="480"/>
+        <w:ind w:left="5760" w:hanging="360"/>
       </w:pPr>
     </w:lvl>
     <w:lvl w:ilvl="8">
@@ -1056,7 +1027,7 @@
       <w:lvlText w:val=" "/>
       <w:lvlJc w:val="left"/>
       <w:pPr>
-        <w:ind w:left="6480" w:hanging="480"/>
+        <w:ind w:left="6480" w:hanging="360"/>
       </w:pPr>
     </w:lvl>
   </w:abstractNum>
@@ -1069,7 +1040,7 @@
       <w:lvlText w:val="%1."/>
       <w:lvlJc w:val="left"/>
       <w:pPr>
-        <w:ind w:left="720" w:hanging="480"/>
+        <w:ind w:left="720" w:hanging="360"/>
       </w:pPr>
     </w:lvl>
     <w:lvl w:ilvl="1">
@@ -1078,7 +1049,7 @@
       <w:lvlText w:val="%2."/>
       <w:lvlJc w:val="left"/>
       <w:pPr>
-        <w:ind w:left="1440" w:hanging="480"/>
+        <w:ind w:left="1440" w:hanging="360"/>
       </w:pPr>
     </w:lvl>
     <w:lvl w:ilvl="2">
@@ -1087,7 +1058,7 @@
       <w:lvlText w:val="%3."/>
       <w:lvlJc w:val="left"/>
       <w:pPr>
-        <w:ind w:left="2160" w:hanging="480"/>
+        <w:ind w:left="2160" w:hanging="360"/>
       </w:pPr>
     </w:lvl>
     <w:lvl w:ilvl="3">
@@ -1096,7 +1067,7 @@
       <w:lvlText w:val="%4."/>
       <w:lvlJc w:val="left"/>
       <w:pPr>
-        <w:ind w:left="2880" w:hanging="480"/>
+        <w:ind w:left="2880" w:hanging="360"/>
       </w:pPr>
     </w:lvl>
     <w:lvl w:ilvl="4">
@@ -1105,7 +1076,7 @@
       <w:lvlText w:val="%5."/>
       <w:lvlJc w:val="left"/>
       <w:pPr>
-        <w:ind w:left="3600" w:hanging="480"/>
+        <w:ind w:left="3600" w:hanging="360"/>
       </w:pPr>
     </w:lvl>
     <w:lvl w:ilvl="5">
@@ -1114,7 +1085,7 @@
       <w:lvlText w:val="%6."/>
       <w:lvlJc w:val="left"/>
       <w:pPr>
-        <w:ind w:left="4320" w:hanging="480"/>
+        <w:ind w:left="4320" w:hanging="360"/>
       </w:pPr>
     </w:lvl>
     <w:lvl w:ilvl="6">
@@ -1123,7 +1094,7 @@
       <w:lvlText w:val="%7."/>
       <w:lvlJc w:val="left"/>
       <w:pPr>
-        <w:ind w:left="5040" w:hanging="480"/>
+        <w:ind w:left="5040" w:hanging="360"/>
       </w:pPr>
     </w:lvl>
     <w:lvl w:ilvl="7">
@@ -1132,7 +1103,7 @@
       <w:lvlText w:val="%8."/>
       <w:lvlJc w:val="left"/>
       <w:pPr>
-        <w:ind w:left="5760" w:hanging="480"/>
+        <w:ind w:left="5760" w:hanging="360"/>
       </w:pPr>
     </w:lvl>
     <w:lvl w:ilvl="8">
@@ -1141,92 +1112,7 @@
       <w:lvlText w:val="%9."/>
       <w:lvlJc w:val="left"/>
       <w:pPr>
-        <w:ind w:left="6480" w:hanging="480"/>
-      </w:pPr>
-    </w:lvl>
-  </w:abstractNum>
-  <w:abstractNum w:abstractNumId="99412">
-    <w:nsid w:val="00A99412"/>
-    <w:multiLevelType w:val="multilevel"/>
-    <w:lvl w:ilvl="0">
-      <w:start w:val="2"/>
-      <w:numFmt w:val="decimal"/>
-      <w:lvlText w:val="%1."/>
-      <w:lvlJc w:val="left"/>
-      <w:pPr>
-        <w:ind w:left="720" w:hanging="480"/>
-      </w:pPr>
-    </w:lvl>
-    <w:lvl w:ilvl="1">
-      <w:start w:val="2"/>
-      <w:numFmt w:val="decimal"/>
-      <w:lvlText w:val="%2."/>
-      <w:lvlJc w:val="left"/>
-      <w:pPr>
-        <w:ind w:left="1440" w:hanging="480"/>
-      </w:pPr>
-    </w:lvl>
-    <w:lvl w:ilvl="2">
-      <w:start w:val="2"/>
-      <w:numFmt w:val="decimal"/>
-      <w:lvlText w:val="%3."/>
-      <w:lvlJc w:val="left"/>
-      <w:pPr>
-        <w:ind w:left="2160" w:hanging="480"/>
-      </w:pPr>
-    </w:lvl>
-    <w:lvl w:ilvl="3">
-      <w:start w:val="2"/>
-      <w:numFmt w:val="decimal"/>
-      <w:lvlText w:val="%4."/>
-      <w:lvlJc w:val="left"/>
-      <w:pPr>
-        <w:ind w:left="2880" w:hanging="480"/>
-      </w:pPr>
-    </w:lvl>
-    <w:lvl w:ilvl="4">
-      <w:start w:val="2"/>
-      <w:numFmt w:val="decimal"/>
-      <w:lvlText w:val="%5."/>
-      <w:lvlJc w:val="left"/>
-      <w:pPr>
-        <w:ind w:left="3600" w:hanging="480"/>
-      </w:pPr>
-    </w:lvl>
-    <w:lvl w:ilvl="5">
-      <w:start w:val="2"/>
-      <w:numFmt w:val="decimal"/>
-      <w:lvlText w:val="%6."/>
-      <w:lvlJc w:val="left"/>
-      <w:pPr>
-        <w:ind w:left="4320" w:hanging="480"/>
-      </w:pPr>
-    </w:lvl>
-    <w:lvl w:ilvl="6">
-      <w:start w:val="2"/>
-      <w:numFmt w:val="decimal"/>
-      <w:lvlText w:val="%7."/>
-      <w:lvlJc w:val="left"/>
-      <w:pPr>
-        <w:ind w:left="5040" w:hanging="480"/>
-      </w:pPr>
-    </w:lvl>
-    <w:lvl w:ilvl="7">
-      <w:start w:val="2"/>
-      <w:numFmt w:val="decimal"/>
-      <w:lvlText w:val="%8."/>
-      <w:lvlJc w:val="left"/>
-      <w:pPr>
-        <w:ind w:left="5760" w:hanging="480"/>
-      </w:pPr>
-    </w:lvl>
-    <w:lvl w:ilvl="8">
-      <w:start w:val="2"/>
-      <w:numFmt w:val="decimal"/>
-      <w:lvlText w:val="%9."/>
-      <w:lvlJc w:val="left"/>
-      <w:pPr>
-        <w:ind w:left="6480" w:hanging="480"/>
+        <w:ind w:left="6480" w:hanging="360"/>
       </w:pPr>
     </w:lvl>
   </w:abstractNum>
@@ -1263,66 +1149,6 @@
       <w:startOverride w:val="1"/>
     </w:lvlOverride>
   </w:num>
-  <w:num w:numId="1002">
-    <w:abstractNumId w:val="99411"/>
-    <w:lvlOverride w:ilvl="0">
-      <w:startOverride w:val="1"/>
-    </w:lvlOverride>
-    <w:lvlOverride w:ilvl="1">
-      <w:startOverride w:val="1"/>
-    </w:lvlOverride>
-    <w:lvlOverride w:ilvl="2">
-      <w:startOverride w:val="1"/>
-    </w:lvlOverride>
-    <w:lvlOverride w:ilvl="3">
-      <w:startOverride w:val="1"/>
-    </w:lvlOverride>
-    <w:lvlOverride w:ilvl="4">
-      <w:startOverride w:val="1"/>
-    </w:lvlOverride>
-    <w:lvlOverride w:ilvl="5">
-      <w:startOverride w:val="1"/>
-    </w:lvlOverride>
-    <w:lvlOverride w:ilvl="6">
-      <w:startOverride w:val="1"/>
-    </w:lvlOverride>
-    <w:lvlOverride w:ilvl="7">
-      <w:startOverride w:val="1"/>
-    </w:lvlOverride>
-    <w:lvlOverride w:ilvl="8">
-      <w:startOverride w:val="1"/>
-    </w:lvlOverride>
-  </w:num>
-  <w:num w:numId="1003">
-    <w:abstractNumId w:val="99412"/>
-    <w:lvlOverride w:ilvl="0">
-      <w:startOverride w:val="2"/>
-    </w:lvlOverride>
-    <w:lvlOverride w:ilvl="1">
-      <w:startOverride w:val="2"/>
-    </w:lvlOverride>
-    <w:lvlOverride w:ilvl="2">
-      <w:startOverride w:val="2"/>
-    </w:lvlOverride>
-    <w:lvlOverride w:ilvl="3">
-      <w:startOverride w:val="2"/>
-    </w:lvlOverride>
-    <w:lvlOverride w:ilvl="4">
-      <w:startOverride w:val="2"/>
-    </w:lvlOverride>
-    <w:lvlOverride w:ilvl="5">
-      <w:startOverride w:val="2"/>
-    </w:lvlOverride>
-    <w:lvlOverride w:ilvl="6">
-      <w:startOverride w:val="2"/>
-    </w:lvlOverride>
-    <w:lvlOverride w:ilvl="7">
-      <w:startOverride w:val="2"/>
-    </w:lvlOverride>
-    <w:lvlOverride w:ilvl="8">
-      <w:startOverride w:val="2"/>
-    </w:lvlOverride>
-  </w:num>
 </w:numbering>
 </file>
 
@@ -1375,57 +1201,94 @@
     <w:name w:val="Title"/>
     <w:basedOn w:val="Normal"/>
     <w:next w:val="BodyText"/>
-    <w:qFormat/>
-    <w:pPr>
-      <w:keepNext/>
-      <w:keepLines/>
-      <w:spacing w:after="240" w:before="480"/>
+    <w:link w:val="TitleChar"/>
+    <w:uiPriority w:val="10"/>
+    <w:qFormat/>
+    <w:rsid w:val="00A10FD9"/>
+    <w:pPr>
+      <w:spacing w:after="80" w:line="240" w:lineRule="auto"/>
+      <w:contextualSpacing/>
       <w:jc w:val="center"/>
     </w:pPr>
     <w:rPr>
       <w:rFonts w:asciiTheme="majorHAnsi" w:cstheme="majorBidi" w:eastAsiaTheme="majorEastAsia" w:hAnsiTheme="majorHAnsi"/>
-      <w:b/>
-      <w:bCs/>
-      <w:color w:themeColor="accent1" w:themeShade="B5" w:val="345A8A"/>
-      <w:sz w:val="36"/>
-      <w:szCs w:val="36"/>
+      <w:sz w:val="56"/>
+      <w:szCs w:val="56"/>
+    </w:rPr>
+  </w:style>
+  <w:style w:customStyle="1" w:styleId="TitleChar" w:type="character">
+    <w:name w:val="Title Char"/>
+    <w:basedOn w:val="DefaultParagraphFont"/>
+    <w:link w:val="Title"/>
+    <w:uiPriority w:val="10"/>
+    <w:rsid w:val="00A10FD9"/>
+    <w:rPr>
+      <w:rFonts w:asciiTheme="majorHAnsi" w:cstheme="majorBidi" w:eastAsiaTheme="majorEastAsia" w:hAnsiTheme="majorHAnsi"/>
+      <w:sz w:val="56"/>
+      <w:szCs w:val="56"/>
     </w:rPr>
   </w:style>
   <w:style w:styleId="Subtitle" w:type="paragraph">
     <w:name w:val="Subtitle"/>
     <w:basedOn w:val="Title"/>
     <w:next w:val="BodyText"/>
+    <w:link w:val="SubtitleChar"/>
+    <w:uiPriority w:val="11"/>
+    <w:qFormat/>
+    <w:rsid w:val="00A10FD9"/>
+    <w:pPr>
+      <w:numPr>
+        <w:ilvl w:val="1"/>
+      </w:numPr>
+    </w:pPr>
+    <w:rPr>
+      <w:rFonts w:cstheme="majorBidi" w:eastAsiaTheme="majorEastAsia"/>
+      <w:spacing w:val="15"/>
+      <w:sz w:val="28"/>
+      <w:szCs w:val="28"/>
+    </w:rPr>
+  </w:style>
+  <w:style w:customStyle="1" w:styleId="SubtitleChar" w:type="character">
+    <w:name w:val="Subtitle Char"/>
+    <w:basedOn w:val="DefaultParagraphFont"/>
+    <w:link w:val="Subtitle"/>
+    <w:uiPriority w:val="11"/>
+    <w:rsid w:val="00A10FD9"/>
+    <w:rPr>
+      <w:rFonts w:cstheme="majorBidi" w:eastAsiaTheme="majorEastAsia"/>
+      <w:color w:themeColor="text1" w:themeTint="A6" w:val="595959"/>
+      <w:spacing w:val="15"/>
+      <w:sz w:val="28"/>
+      <w:szCs w:val="28"/>
+    </w:rPr>
+  </w:style>
+  <w:style w:customStyle="1" w:styleId="Author" w:type="paragraph">
+    <w:name w:val="Author"/>
+    <w:basedOn w:val="Title"/>
+    <w:next w:val="BodyText"/>
     <w:qFormat/>
     <w:pPr>
       <w:keepNext/>
       <w:keepLines/>
-      <w:spacing w:after="240" w:before="240"/>
-      <w:jc w:val="center"/>
-    </w:pPr>
-    <w:rPr>
-      <w:sz w:val="30"/>
-      <w:szCs w:val="30"/>
-    </w:rPr>
-  </w:style>
-  <w:style w:customStyle="1" w:styleId="Author" w:type="paragraph">
-    <w:name w:val="Author"/>
+    </w:pPr>
+    <w:rPr>
+      <w:sz w:val="24"/>
+      <w:szCs w:val="24"/>
+    </w:rPr>
+  </w:style>
+  <w:style w:styleId="Date" w:type="paragraph">
+    <w:name w:val="Date"/>
+    <w:basedOn w:val="Title"/>
     <w:next w:val="BodyText"/>
     <w:qFormat/>
     <w:pPr>
       <w:keepNext/>
       <w:keepLines/>
-      <w:jc w:val="center"/>
-    </w:pPr>
-  </w:style>
-  <w:style w:styleId="Date" w:type="paragraph">
-    <w:name w:val="Date"/>
-    <w:next w:val="BodyText"/>
-    <w:qFormat/>
-    <w:pPr>
-      <w:keepNext/>
-      <w:keepLines/>
-      <w:jc w:val="center"/>
-    </w:pPr>
+    </w:pPr>
+    <w:rPr>
+      <w:sz w:val="24"/>
+      <w:szCs w:val="24"/>
+    </w:rPr>
   </w:style>
   <w:style w:customStyle="1" w:styleId="AbstractTitle" w:type="paragraph">
     <w:name w:val="Abstract Title"/>
@@ -1440,7 +1303,6 @@
     </w:pPr>
     <w:rPr>
       <w:b/>
-      <w:color w:val="345A8A"/>
       <w:sz w:val="20"/>
       <w:szCs w:val="20"/>
     </w:rPr>
@@ -1469,191 +1331,321 @@
     <w:rPr/>
   </w:style>
   <w:style w:styleId="Heading1" w:type="paragraph">
-    <w:name w:val="Heading 1"/>
+    <w:name w:val="heading 1"/>
     <w:basedOn w:val="Normal"/>
     <w:next w:val="BodyText"/>
+    <w:link w:val="Heading1Char"/>
     <w:uiPriority w:val="9"/>
     <w:qFormat/>
+    <w:rsid w:val="00A10FD9"/>
     <w:pPr>
       <w:keepNext/>
       <w:keepLines/>
-      <w:spacing w:after="0" w:before="480"/>
+      <w:spacing w:after="80" w:before="360"/>
       <w:outlineLvl w:val="0"/>
     </w:pPr>
     <w:rPr>
       <w:rFonts w:asciiTheme="majorHAnsi" w:cstheme="majorBidi" w:eastAsiaTheme="majorEastAsia" w:hAnsiTheme="majorHAnsi"/>
-      <w:b/>
-      <w:bCs/>
-      <w:color w:themeColor="accent1" w:val="4F81BD"/>
+      <w:color w:themeColor="accent1" w:themeShade="BF" w:val="0F4761"/>
+      <w:sz w:val="40"/>
+      <w:szCs w:val="40"/>
+    </w:rPr>
+  </w:style>
+  <w:style w:styleId="Heading2" w:type="paragraph">
+    <w:name w:val="heading 2"/>
+    <w:basedOn w:val="Normal"/>
+    <w:next w:val="BodyText"/>
+    <w:link w:val="Heading2Char"/>
+    <w:uiPriority w:val="9"/>
+    <w:semiHidden/>
+    <w:unhideWhenUsed/>
+    <w:qFormat/>
+    <w:rsid w:val="00A10FD9"/>
+    <w:pPr>
+      <w:keepNext/>
+      <w:keepLines/>
+      <w:spacing w:after="80" w:before="160"/>
+      <w:outlineLvl w:val="1"/>
+    </w:pPr>
+    <w:rPr>
+      <w:rFonts w:asciiTheme="majorHAnsi" w:cstheme="majorBidi" w:eastAsiaTheme="majorEastAsia" w:hAnsiTheme="majorHAnsi"/>
+      <w:color w:themeColor="accent1" w:themeShade="BF" w:val="0F4761"/>
       <w:sz w:val="32"/>
       <w:szCs w:val="32"/>
     </w:rPr>
   </w:style>
-  <w:style w:styleId="Heading2" w:type="paragraph">
-    <w:name w:val="Heading 2"/>
+  <w:style w:styleId="Heading3" w:type="paragraph">
+    <w:name w:val="heading 3"/>
     <w:basedOn w:val="Normal"/>
     <w:next w:val="BodyText"/>
+    <w:link w:val="Heading3Char"/>
     <w:uiPriority w:val="9"/>
+    <w:semiHidden/>
     <w:unhideWhenUsed/>
     <w:qFormat/>
+    <w:rsid w:val="00A10FD9"/>
     <w:pPr>
       <w:keepNext/>
       <w:keepLines/>
-      <w:spacing w:after="0" w:before="200"/>
-      <w:outlineLvl w:val="1"/>
-    </w:pPr>
-    <w:rPr>
-      <w:rFonts w:asciiTheme="majorHAnsi" w:cstheme="majorBidi" w:eastAsiaTheme="majorEastAsia" w:hAnsiTheme="majorHAnsi"/>
-      <w:b/>
-      <w:bCs/>
-      <w:color w:themeColor="accent1" w:val="4F81BD"/>
+      <w:spacing w:after="80" w:before="160"/>
+      <w:outlineLvl w:val="2"/>
+    </w:pPr>
+    <w:rPr>
+      <w:rFonts w:cstheme="majorBidi" w:eastAsiaTheme="majorEastAsia"/>
+      <w:color w:themeColor="accent1" w:themeShade="BF" w:val="0F4761"/>
       <w:sz w:val="28"/>
       <w:szCs w:val="28"/>
     </w:rPr>
   </w:style>
-  <w:style w:styleId="Heading3" w:type="paragraph">
-    <w:name w:val="Heading 3"/>
+  <w:style w:styleId="Heading4" w:type="paragraph">
+    <w:name w:val="heading 4"/>
     <w:basedOn w:val="Normal"/>
     <w:next w:val="BodyText"/>
+    <w:link w:val="Heading4Char"/>
     <w:uiPriority w:val="9"/>
+    <w:semiHidden/>
     <w:unhideWhenUsed/>
     <w:qFormat/>
+    <w:rsid w:val="00A10FD9"/>
     <w:pPr>
       <w:keepNext/>
       <w:keepLines/>
-      <w:spacing w:after="0" w:before="200"/>
-      <w:outlineLvl w:val="2"/>
-    </w:pPr>
-    <w:rPr>
-      <w:rFonts w:asciiTheme="majorHAnsi" w:cstheme="majorBidi" w:eastAsiaTheme="majorEastAsia" w:hAnsiTheme="majorHAnsi"/>
-      <w:b/>
-      <w:bCs/>
-      <w:color w:themeColor="accent1" w:val="4F81BD"/>
-      <w:sz w:val="24"/>
-      <w:szCs w:val="24"/>
-    </w:rPr>
-  </w:style>
-  <w:style w:styleId="Heading4" w:type="paragraph">
-    <w:name w:val="Heading 4"/>
+      <w:spacing w:after="40" w:before="80"/>
+      <w:outlineLvl w:val="3"/>
+    </w:pPr>
+    <w:rPr>
+      <w:rFonts w:cstheme="majorBidi" w:eastAsiaTheme="majorEastAsia"/>
+      <w:i/>
+      <w:iCs/>
+      <w:color w:themeColor="accent1" w:themeShade="BF" w:val="0F4761"/>
+    </w:rPr>
+  </w:style>
+  <w:style w:styleId="Heading5" w:type="paragraph">
+    <w:name w:val="heading 5"/>
     <w:basedOn w:val="Normal"/>
     <w:next w:val="BodyText"/>
+    <w:link w:val="Heading5Char"/>
     <w:uiPriority w:val="9"/>
+    <w:semiHidden/>
     <w:unhideWhenUsed/>
     <w:qFormat/>
+    <w:rsid w:val="00A10FD9"/>
     <w:pPr>
       <w:keepNext/>
       <w:keepLines/>
-      <w:spacing w:after="0" w:before="200"/>
-      <w:outlineLvl w:val="3"/>
-    </w:pPr>
-    <w:rPr>
-      <w:rFonts w:asciiTheme="majorHAnsi" w:cstheme="majorBidi" w:eastAsiaTheme="majorEastAsia" w:hAnsiTheme="majorHAnsi"/>
-      <w:bCs/>
-      <w:i/>
-      <w:color w:themeColor="accent1" w:val="4F81BD"/>
-      <w:sz w:val="24"/>
-      <w:szCs w:val="24"/>
-    </w:rPr>
-  </w:style>
-  <w:style w:styleId="Heading5" w:type="paragraph">
-    <w:name w:val="Heading 5"/>
+      <w:spacing w:after="40" w:before="80"/>
+      <w:outlineLvl w:val="4"/>
+    </w:pPr>
+    <w:rPr>
+      <w:rFonts w:cstheme="majorBidi" w:eastAsiaTheme="majorEastAsia"/>
+      <w:color w:themeColor="accent1" w:themeShade="BF" w:val="0F4761"/>
+    </w:rPr>
+  </w:style>
+  <w:style w:styleId="Heading6" w:type="paragraph">
+    <w:name w:val="heading 6"/>
     <w:basedOn w:val="Normal"/>
     <w:next w:val="BodyText"/>
+    <w:link w:val="Heading6Char"/>
     <w:uiPriority w:val="9"/>
+    <w:semiHidden/>
     <w:unhideWhenUsed/>
     <w:qFormat/>
+    <w:rsid w:val="00A10FD9"/>
     <w:pPr>
       <w:keepNext/>
       <w:keepLines/>
-      <w:spacing w:after="0" w:before="200"/>
-      <w:outlineLvl w:val="4"/>
-    </w:pPr>
-    <w:rPr>
-      <w:rFonts w:asciiTheme="majorHAnsi" w:cstheme="majorBidi" w:eastAsiaTheme="majorEastAsia" w:hAnsiTheme="majorHAnsi"/>
+      <w:spacing w:after="0" w:before="40"/>
+      <w:outlineLvl w:val="5"/>
+    </w:pPr>
+    <w:rPr>
+      <w:rFonts w:cstheme="majorBidi" w:eastAsiaTheme="majorEastAsia"/>
+      <w:i/>
       <w:iCs/>
-      <w:color w:themeColor="accent1" w:val="4F81BD"/>
-      <w:sz w:val="24"/>
-      <w:szCs w:val="24"/>
-    </w:rPr>
-  </w:style>
-  <w:style w:styleId="Heading6" w:type="paragraph">
-    <w:name w:val="Heading 6"/>
+      <w:color w:themeColor="text1" w:themeTint="A6" w:val="595959"/>
+    </w:rPr>
+  </w:style>
+  <w:style w:styleId="Heading7" w:type="paragraph">
+    <w:name w:val="heading 7"/>
     <w:basedOn w:val="Normal"/>
     <w:next w:val="BodyText"/>
+    <w:link w:val="Heading7Char"/>
     <w:uiPriority w:val="9"/>
+    <w:semiHidden/>
     <w:unhideWhenUsed/>
     <w:qFormat/>
+    <w:rsid w:val="00A10FD9"/>
     <w:pPr>
       <w:keepNext/>
       <w:keepLines/>
-      <w:spacing w:after="0" w:before="200"/>
-      <w:outlineLvl w:val="5"/>
-    </w:pPr>
-    <w:rPr>
-      <w:rFonts w:asciiTheme="majorHAnsi" w:cstheme="majorBidi" w:eastAsiaTheme="majorEastAsia" w:hAnsiTheme="majorHAnsi"/>
-      <w:color w:themeColor="accent1" w:val="4F81BD"/>
-      <w:sz w:val="24"/>
-      <w:szCs w:val="24"/>
-    </w:rPr>
-  </w:style>
-  <w:style w:styleId="Heading7" w:type="paragraph">
-    <w:name w:val="Heading 7"/>
+      <w:spacing w:after="0" w:before="40"/>
+      <w:outlineLvl w:val="6"/>
+    </w:pPr>
+    <w:rPr>
+      <w:rFonts w:cstheme="majorBidi" w:eastAsiaTheme="majorEastAsia"/>
+      <w:color w:themeColor="text1" w:themeTint="A6" w:val="595959"/>
+    </w:rPr>
+  </w:style>
+  <w:style w:styleId="Heading8" w:type="paragraph">
+    <w:name w:val="heading 8"/>
     <w:basedOn w:val="Normal"/>
     <w:next w:val="BodyText"/>
+    <w:link w:val="Heading8Char"/>
     <w:uiPriority w:val="9"/>
+    <w:semiHidden/>
     <w:unhideWhenUsed/>
     <w:qFormat/>
+    <w:rsid w:val="00A10FD9"/>
     <w:pPr>
       <w:keepNext/>
       <w:keepLines/>
-      <w:spacing w:after="0" w:before="200"/>
-      <w:outlineLvl w:val="6"/>
-    </w:pPr>
-    <w:rPr>
-      <w:rFonts w:asciiTheme="majorHAnsi" w:cstheme="majorBidi" w:eastAsiaTheme="majorEastAsia" w:hAnsiTheme="majorHAnsi"/>
-      <w:color w:themeColor="accent1" w:val="4F81BD"/>
-      <w:sz w:val="24"/>
-      <w:szCs w:val="24"/>
-    </w:rPr>
-  </w:style>
-  <w:style w:styleId="Heading8" w:type="paragraph">
-    <w:name w:val="Heading 8"/>
+      <w:spacing w:after="0"/>
+      <w:outlineLvl w:val="7"/>
+    </w:pPr>
+    <w:rPr>
+      <w:rFonts w:cstheme="majorBidi" w:eastAsiaTheme="majorEastAsia"/>
+      <w:i/>
+      <w:iCs/>
+      <w:color w:themeColor="text1" w:themeTint="D8" w:val="272727"/>
+    </w:rPr>
+  </w:style>
+  <w:style w:styleId="Heading9" w:type="paragraph">
+    <w:name w:val="heading 9"/>
     <w:basedOn w:val="Normal"/>
     <w:next w:val="BodyText"/>
+    <w:link w:val="Heading9Char"/>
     <w:uiPriority w:val="9"/>
+    <w:semiHidden/>
     <w:unhideWhenUsed/>
     <w:qFormat/>
+    <w:rsid w:val="00A10FD9"/>
     <w:pPr>
       <w:keepNext/>
       <w:keepLines/>
-      <w:spacing w:after="0" w:before="200"/>
-      <w:outlineLvl w:val="7"/>
-    </w:pPr>
+      <w:spacing w:after="0"/>
+      <w:outlineLvl w:val="8"/>
+    </w:pPr>
+    <w:rPr>
+      <w:rFonts w:cstheme="majorBidi" w:eastAsiaTheme="majorEastAsia"/>
+      <w:color w:themeColor="text1" w:themeTint="D8" w:val="272727"/>
+    </w:rPr>
+  </w:style>
+  <w:style w:customStyle="1" w:styleId="Heading1Char" w:type="character">
+    <w:name w:val="Heading 1 Char"/>
+    <w:basedOn w:val="DefaultParagraphFont"/>
+    <w:link w:val="Heading1"/>
+    <w:uiPriority w:val="9"/>
+    <w:rsid w:val="00A10FD9"/>
     <w:rPr>
       <w:rFonts w:asciiTheme="majorHAnsi" w:cstheme="majorBidi" w:eastAsiaTheme="majorEastAsia" w:hAnsiTheme="majorHAnsi"/>
-      <w:color w:themeColor="accent1" w:val="4F81BD"/>
-      <w:sz w:val="24"/>
-      <w:szCs w:val="24"/>
-    </w:rPr>
-  </w:style>
-  <w:style w:styleId="Heading9" w:type="paragraph">
-    <w:name w:val="Heading 9"/>
-    <w:basedOn w:val="Normal"/>
-    <w:next w:val="BodyText"/>
+      <w:color w:themeColor="accent1" w:themeShade="BF" w:val="0F4761"/>
+      <w:sz w:val="40"/>
+      <w:szCs w:val="40"/>
+    </w:rPr>
+  </w:style>
+  <w:style w:customStyle="1" w:styleId="Heading2Char" w:type="character">
+    <w:name w:val="Heading 2 Char"/>
+    <w:basedOn w:val="DefaultParagraphFont"/>
+    <w:link w:val="Heading2"/>
     <w:uiPriority w:val="9"/>
-    <w:unhideWhenUsed/>
-    <w:qFormat/>
-    <w:pPr>
-      <w:keepNext/>
-      <w:keepLines/>
-      <w:spacing w:after="0" w:before="200"/>
-      <w:outlineLvl w:val="8"/>
-    </w:pPr>
+    <w:semiHidden/>
+    <w:rsid w:val="00A10FD9"/>
     <w:rPr>
       <w:rFonts w:asciiTheme="majorHAnsi" w:cstheme="majorBidi" w:eastAsiaTheme="majorEastAsia" w:hAnsiTheme="majorHAnsi"/>
-      <w:color w:themeColor="accent1" w:val="4F81BD"/>
-      <w:sz w:val="24"/>
-      <w:szCs w:val="24"/>
+      <w:color w:themeColor="accent1" w:themeShade="BF" w:val="0F4761"/>
+      <w:sz w:val="32"/>
+      <w:szCs w:val="32"/>
+    </w:rPr>
+  </w:style>
+  <w:style w:customStyle="1" w:styleId="Heading3Char" w:type="character">
+    <w:name w:val="Heading 3 Char"/>
+    <w:basedOn w:val="DefaultParagraphFont"/>
+    <w:link w:val="Heading3"/>
+    <w:uiPriority w:val="9"/>
+    <w:semiHidden/>
+    <w:rsid w:val="00A10FD9"/>
+    <w:rPr>
+      <w:rFonts w:cstheme="majorBidi" w:eastAsiaTheme="majorEastAsia"/>
+      <w:color w:themeColor="accent1" w:themeShade="BF" w:val="0F4761"/>
+      <w:sz w:val="28"/>
+      <w:szCs w:val="28"/>
+    </w:rPr>
+  </w:style>
+  <w:style w:customStyle="1" w:styleId="Heading4Char" w:type="character">
+    <w:name w:val="Heading 4 Char"/>
+    <w:basedOn w:val="DefaultParagraphFont"/>
+    <w:link w:val="Heading4"/>
+    <w:uiPriority w:val="9"/>
+    <w:semiHidden/>
+    <w:rsid w:val="00A10FD9"/>
+    <w:rPr>
+      <w:rFonts w:cstheme="majorBidi" w:eastAsiaTheme="majorEastAsia"/>
+      <w:i/>
+      <w:iCs/>
+      <w:color w:themeColor="accent1" w:themeShade="BF" w:val="0F4761"/>
+    </w:rPr>
+  </w:style>
+  <w:style w:customStyle="1" w:styleId="Heading5Char" w:type="character">
+    <w:name w:val="Heading 5 Char"/>
+    <w:basedOn w:val="DefaultParagraphFont"/>
+    <w:link w:val="Heading5"/>
+    <w:uiPriority w:val="9"/>
+    <w:semiHidden/>
+    <w:rsid w:val="00A10FD9"/>
+    <w:rPr>
+      <w:rFonts w:cstheme="majorBidi" w:eastAsiaTheme="majorEastAsia"/>
+      <w:color w:themeColor="accent1" w:themeShade="BF" w:val="0F4761"/>
+    </w:rPr>
+  </w:style>
+  <w:style w:customStyle="1" w:styleId="Heading6Char" w:type="character">
+    <w:name w:val="Heading 6 Char"/>
+    <w:basedOn w:val="DefaultParagraphFont"/>
+    <w:link w:val="Heading6"/>
+    <w:uiPriority w:val="9"/>
+    <w:semiHidden/>
+    <w:rsid w:val="00A10FD9"/>
+    <w:rPr>
+      <w:rFonts w:cstheme="majorBidi" w:eastAsiaTheme="majorEastAsia"/>
+      <w:i/>
+      <w:iCs/>
+      <w:color w:themeColor="text1" w:themeTint="A6" w:val="595959"/>
+    </w:rPr>
+  </w:style>
+  <w:style w:customStyle="1" w:styleId="Heading7Char" w:type="character">
+    <w:name w:val="Heading 7 Char"/>
+    <w:basedOn w:val="DefaultParagraphFont"/>
+    <w:link w:val="Heading7"/>
+    <w:uiPriority w:val="9"/>
+    <w:semiHidden/>
+    <w:rsid w:val="00A10FD9"/>
+    <w:rPr>
+      <w:rFonts w:cstheme="majorBidi" w:eastAsiaTheme="majorEastAsia"/>
+      <w:color w:themeColor="text1" w:themeTint="A6" w:val="595959"/>
+    </w:rPr>
+  </w:style>
+  <w:style w:customStyle="1" w:styleId="Heading8Char" w:type="character">
+    <w:name w:val="Heading 8 Char"/>
+    <w:basedOn w:val="DefaultParagraphFont"/>
+    <w:link w:val="Heading8"/>
+    <w:uiPriority w:val="9"/>
+    <w:semiHidden/>
+    <w:rsid w:val="00A10FD9"/>
+    <w:rPr>
+      <w:rFonts w:cstheme="majorBidi" w:eastAsiaTheme="majorEastAsia"/>
+      <w:i/>
+      <w:iCs/>
+      <w:color w:themeColor="text1" w:themeTint="D8" w:val="272727"/>
+    </w:rPr>
+  </w:style>
+  <w:style w:customStyle="1" w:styleId="Heading9Char" w:type="character">
+    <w:name w:val="Heading 9 Char"/>
+    <w:basedOn w:val="DefaultParagraphFont"/>
+    <w:link w:val="Heading9"/>
+    <w:uiPriority w:val="9"/>
+    <w:semiHidden/>
+    <w:rsid w:val="00A10FD9"/>
+    <w:rPr>
+      <w:rFonts w:cstheme="majorBidi" w:eastAsiaTheme="majorEastAsia"/>
+      <w:color w:themeColor="text1" w:themeTint="D8" w:val="272727"/>
     </w:rPr>
   </w:style>
   <w:style w:styleId="BlockText" w:type="paragraph">
@@ -1678,8 +1670,8 @@
   </w:style>
   <w:style w:styleId="FootnoteBlockText" w:type="paragraph">
     <w:name w:val="Footnote Block Text"/>
-    <w:basedOn w:val="Footnote Text"/>
-    <w:next w:val="Footnote Text"/>
+    <w:basedOn w:val="FootnoteText"/>
+    <w:next w:val="FootnoteText"/>
     <w:uiPriority w:val="9"/>
     <w:unhideWhenUsed/>
     <w:qFormat/>
@@ -2071,44 +2063,44 @@
         <a:sysClr val="window" lastClr="FFFFFF"/>
       </a:lt1>
       <a:dk2>
-        <a:srgbClr val="1F497D"/>
+        <a:srgbClr val="0E2841"/>
       </a:dk2>
       <a:lt2>
-        <a:srgbClr val="EEECE1"/>
+        <a:srgbClr val="E8E8E8"/>
       </a:lt2>
       <a:accent1>
-        <a:srgbClr val="4F81BD"/>
+        <a:srgbClr val="156082"/>
       </a:accent1>
       <a:accent2>
-        <a:srgbClr val="C0504D"/>
+        <a:srgbClr val="E97132"/>
       </a:accent2>
       <a:accent3>
-        <a:srgbClr val="9BBB59"/>
+        <a:srgbClr val="196B24"/>
       </a:accent3>
       <a:accent4>
-        <a:srgbClr val="8064A2"/>
+        <a:srgbClr val="0F9ED5"/>
       </a:accent4>
       <a:accent5>
-        <a:srgbClr val="4BACC6"/>
+        <a:srgbClr val="A02B93"/>
       </a:accent5>
       <a:accent6>
-        <a:srgbClr val="F79646"/>
+        <a:srgbClr val="4EA72E"/>
       </a:accent6>
       <a:hlink>
-        <a:srgbClr val="0000FF"/>
+        <a:srgbClr val="467886"/>
       </a:hlink>
       <a:folHlink>
-        <a:srgbClr val="800080"/>
+        <a:srgbClr val="96607D"/>
       </a:folHlink>
     </a:clrScheme>
     <a:fontScheme name="Office">
       <a:majorFont>
-        <a:latin typeface="Calibri"/>
+        <a:latin typeface="Aptos Display" panose="02110004020202020204"/>
         <a:ea typeface=""/>
         <a:cs typeface=""/>
-        <a:font script="Jpan" typeface="ＭＳ ゴシック"/>
+        <a:font script="Jpan" typeface="游ゴシック Light"/>
         <a:font script="Hang" typeface="맑은 고딕"/>
-        <a:font script="Hans" typeface="宋体"/>
+        <a:font script="Hans" typeface="等线 Light"/>
         <a:font script="Hant" typeface="新細明體"/>
         <a:font script="Arab" typeface="Times New Roman"/>
         <a:font script="Hebr" typeface="Times New Roman"/>
@@ -2135,14 +2127,32 @@
         <a:font script="Mong" typeface="Mongolian Baiti"/>
         <a:font script="Viet" typeface="Times New Roman"/>
         <a:font script="Uigh" typeface="Microsoft Uighur"/>
+        <a:font script="Geor" typeface="Sylfaen"/>
+        <a:font script="Armn" typeface="Arial"/>
+        <a:font script="Bugi" typeface="Leelawadee UI"/>
+        <a:font script="Bopo" typeface="Microsoft JhengHei"/>
+        <a:font script="Java" typeface="Javanese Text"/>
+        <a:font script="Lisu" typeface="Segoe UI"/>
+        <a:font script="Mymr" typeface="Myanmar Text"/>
+        <a:font script="Nkoo" typeface="Ebrima"/>
+        <a:font script="Olck" typeface="Nirmala UI"/>
+        <a:font script="Osma" typeface="Ebrima"/>
+        <a:font script="Phag" typeface="Phagspa"/>
+        <a:font script="Syrn" typeface="Estrangelo Edessa"/>
+        <a:font script="Syrj" typeface="Estrangelo Edessa"/>
+        <a:font script="Syre" typeface="Estrangelo Edessa"/>
+        <a:font script="Sora" typeface="Nirmala UI"/>
+        <a:font script="Tale" typeface="Microsoft Tai Le"/>
+        <a:font script="Talu" typeface="Microsoft New Tai Lue"/>
+        <a:font script="Tfng" typeface="Ebrima"/>
       </a:majorFont>
       <a:minorFont>
-        <a:latin typeface="Cambria"/>
+        <a:latin typeface="Aptos" panose="02110004020202020204"/>
         <a:ea typeface=""/>
         <a:cs typeface=""/>
-        <a:font script="Jpan" typeface="ＭＳ 明朝"/>
+        <a:font script="Jpan" typeface="游明朝"/>
         <a:font script="Hang" typeface="맑은 고딕"/>
-        <a:font script="Hans" typeface="宋体"/>
+        <a:font script="Hans" typeface="等线"/>
         <a:font script="Hant" typeface="新細明體"/>
         <a:font script="Arab" typeface="Arial"/>
         <a:font script="Hebr" typeface="Arial"/>
@@ -2169,6 +2179,24 @@
         <a:font script="Mong" typeface="Mongolian Baiti"/>
         <a:font script="Viet" typeface="Arial"/>
         <a:font script="Uigh" typeface="Microsoft Uighur"/>
+        <a:font script="Geor" typeface="Sylfaen"/>
+        <a:font script="Armn" typeface="Arial"/>
+        <a:font script="Bugi" typeface="Leelawadee UI"/>
+        <a:font script="Bopo" typeface="Microsoft JhengHei"/>
+        <a:font script="Java" typeface="Javanese Text"/>
+        <a:font script="Lisu" typeface="Segoe UI"/>
+        <a:font script="Mymr" typeface="Myanmar Text"/>
+        <a:font script="Nkoo" typeface="Ebrima"/>
+        <a:font script="Olck" typeface="Nirmala UI"/>
+        <a:font script="Osma" typeface="Ebrima"/>
+        <a:font script="Phag" typeface="Phagspa"/>
+        <a:font script="Syrn" typeface="Estrangelo Edessa"/>
+        <a:font script="Syrj" typeface="Estrangelo Edessa"/>
+        <a:font script="Syre" typeface="Estrangelo Edessa"/>
+        <a:font script="Sora" typeface="Nirmala UI"/>
+        <a:font script="Tale" typeface="Microsoft Tai Le"/>
+        <a:font script="Talu" typeface="Microsoft New Tai Lue"/>
+        <a:font script="Tfng" typeface="Ebrima"/>
       </a:minorFont>
     </a:fontScheme>
     <a:fmtScheme name="Office">
@@ -2180,200 +2208,141 @@
           <a:gsLst>
             <a:gs pos="0">
               <a:schemeClr val="phClr">
-                <a:tint val="50000"/>
-                <a:satMod val="300000"/>
+                <a:lumMod val="110000"/>
+                <a:satMod val="105000"/>
+                <a:tint val="67000"/>
               </a:schemeClr>
             </a:gs>
-            <a:gs pos="35000">
+            <a:gs pos="50000">
               <a:schemeClr val="phClr">
-                <a:tint val="37000"/>
-                <a:satMod val="300000"/>
+                <a:lumMod val="105000"/>
+                <a:satMod val="103000"/>
+                <a:tint val="73000"/>
               </a:schemeClr>
             </a:gs>
             <a:gs pos="100000">
               <a:schemeClr val="phClr">
-                <a:tint val="15000"/>
-                <a:satMod val="350000"/>
+                <a:lumMod val="105000"/>
+                <a:satMod val="109000"/>
+                <a:tint val="81000"/>
               </a:schemeClr>
             </a:gs>
           </a:gsLst>
-          <a:lin ang="16200000" scaled="1"/>
+          <a:lin ang="5400000" scaled="0"/>
         </a:gradFill>
         <a:gradFill rotWithShape="1">
           <a:gsLst>
             <a:gs pos="0">
               <a:schemeClr val="phClr">
-                <a:tint val="100000"/>
+                <a:satMod val="103000"/>
+                <a:lumMod val="102000"/>
+                <a:tint val="94000"/>
+              </a:schemeClr>
+            </a:gs>
+            <a:gs pos="50000">
+              <a:schemeClr val="phClr">
+                <a:satMod val="110000"/>
+                <a:lumMod val="100000"/>
                 <a:shade val="100000"/>
-                <a:satMod val="130000"/>
               </a:schemeClr>
             </a:gs>
             <a:gs pos="100000">
               <a:schemeClr val="phClr">
-                <a:tint val="50000"/>
-                <a:shade val="100000"/>
-                <a:satMod val="350000"/>
+                <a:lumMod val="99000"/>
+                <a:satMod val="120000"/>
+                <a:shade val="78000"/>
               </a:schemeClr>
             </a:gs>
           </a:gsLst>
-          <a:lin ang="16200000" scaled="0"/>
+          <a:lin ang="5400000" scaled="0"/>
         </a:gradFill>
       </a:fillStyleLst>
       <a:lnStyleLst>
-        <a:ln w="9525" cap="flat" cmpd="sng" algn="ctr">
-          <a:solidFill>
-            <a:schemeClr val="phClr">
-              <a:shade val="95000"/>
-              <a:satMod val="105000"/>
-            </a:schemeClr>
-          </a:solidFill>
-          <a:prstDash val="solid"/>
-        </a:ln>
-        <a:ln w="25400" cap="flat" cmpd="sng" algn="ctr">
+        <a:ln w="6350" cap="flat" cmpd="sng" algn="ctr">
           <a:solidFill>
             <a:schemeClr val="phClr"/>
           </a:solidFill>
           <a:prstDash val="solid"/>
+          <a:miter lim="800000"/>
         </a:ln>
-        <a:ln w="38100" cap="flat" cmpd="sng" algn="ctr">
+        <a:ln w="12700" cap="flat" cmpd="sng" algn="ctr">
           <a:solidFill>
             <a:schemeClr val="phClr"/>
           </a:solidFill>
           <a:prstDash val="solid"/>
+          <a:miter lim="800000"/>
+        </a:ln>
+        <a:ln w="19050" cap="flat" cmpd="sng" algn="ctr">
+          <a:solidFill>
+            <a:schemeClr val="phClr"/>
+          </a:solidFill>
+          <a:prstDash val="solid"/>
+          <a:miter lim="800000"/>
         </a:ln>
       </a:lnStyleLst>
       <a:effectStyleLst>
         <a:effectStyle>
+          <a:effectLst/>
+        </a:effectStyle>
+        <a:effectStyle>
+          <a:effectLst/>
+        </a:effectStyle>
+        <a:effectStyle>
           <a:effectLst>
-            <a:outerShdw blurRad="40000" dist="20000" dir="5400000" rotWithShape="0">
+            <a:outerShdw blurRad="57150" dist="19050" dir="5400000" algn="ctr" rotWithShape="0">
               <a:srgbClr val="000000">
-                <a:alpha val="38000"/>
+                <a:alpha val="63000"/>
               </a:srgbClr>
             </a:outerShdw>
           </a:effectLst>
-        </a:effectStyle>
-        <a:effectStyle>
-          <a:effectLst>
-            <a:outerShdw blurRad="40000" dist="23000" dir="5400000" rotWithShape="0">
-              <a:srgbClr val="000000">
-                <a:alpha val="35000"/>
-              </a:srgbClr>
-            </a:outerShdw>
-          </a:effectLst>
-        </a:effectStyle>
-        <a:effectStyle>
-          <a:effectLst>
-            <a:outerShdw blurRad="40000" dist="23000" dir="5400000" rotWithShape="0">
-              <a:srgbClr val="000000">
-                <a:alpha val="35000"/>
-              </a:srgbClr>
-            </a:outerShdw>
-          </a:effectLst>
-          <a:scene3d>
-            <a:camera prst="orthographicFront">
-              <a:rot lat="0" lon="0" rev="0"/>
-            </a:camera>
-            <a:lightRig rig="threePt" dir="t">
-              <a:rot lat="0" lon="0" rev="1200000"/>
-            </a:lightRig>
-          </a:scene3d>
-          <a:sp3d>
-            <a:bevelT w="63500" h="25400"/>
-          </a:sp3d>
         </a:effectStyle>
       </a:effectStyleLst>
       <a:bgFillStyleLst>
         <a:solidFill>
           <a:schemeClr val="phClr"/>
         </a:solidFill>
+        <a:solidFill>
+          <a:schemeClr val="phClr">
+            <a:tint val="95000"/>
+            <a:satMod val="170000"/>
+          </a:schemeClr>
+        </a:solidFill>
         <a:gradFill rotWithShape="1">
           <a:gsLst>
             <a:gs pos="0">
               <a:schemeClr val="phClr">
-                <a:tint val="40000"/>
-                <a:satMod val="350000"/>
+                <a:tint val="93000"/>
+                <a:satMod val="150000"/>
+                <a:shade val="98000"/>
+                <a:lumMod val="102000"/>
               </a:schemeClr>
             </a:gs>
-            <a:gs pos="40000">
+            <a:gs pos="50000">
               <a:schemeClr val="phClr">
-                <a:tint val="45000"/>
-                <a:shade val="99000"/>
-                <a:satMod val="350000"/>
+                <a:tint val="98000"/>
+                <a:satMod val="130000"/>
+                <a:shade val="90000"/>
+                <a:lumMod val="103000"/>
               </a:schemeClr>
             </a:gs>
             <a:gs pos="100000">
               <a:schemeClr val="phClr">
-                <a:shade val="20000"/>
-                <a:satMod val="255000"/>
+                <a:shade val="63000"/>
+                <a:satMod val="120000"/>
               </a:schemeClr>
             </a:gs>
           </a:gsLst>
-          <a:path path="circle">
-            <a:fillToRect l="50000" t="-80000" r="50000" b="180000"/>
-          </a:path>
-        </a:gradFill>
-        <a:gradFill rotWithShape="1">
-          <a:gsLst>
-            <a:gs pos="0">
-              <a:schemeClr val="phClr">
-                <a:tint val="80000"/>
-                <a:satMod val="300000"/>
-              </a:schemeClr>
-            </a:gs>
-            <a:gs pos="100000">
-              <a:schemeClr val="phClr">
-                <a:shade val="30000"/>
-                <a:satMod val="200000"/>
-              </a:schemeClr>
-            </a:gs>
-          </a:gsLst>
-          <a:path path="circle">
-            <a:fillToRect l="50000" t="50000" r="50000" b="50000"/>
-          </a:path>
+          <a:lin ang="5400000" scaled="0"/>
         </a:gradFill>
       </a:bgFillStyleLst>
     </a:fmtScheme>
   </a:themeElements>
-  <a:objectDefaults>
-    <a:spDef>
-      <a:spPr/>
-      <a:bodyPr/>
-      <a:lstStyle/>
-      <a:style>
-        <a:lnRef idx="1">
-          <a:schemeClr val="accent1"/>
-        </a:lnRef>
-        <a:fillRef idx="3">
-          <a:schemeClr val="accent1"/>
-        </a:fillRef>
-        <a:effectRef idx="2">
-          <a:schemeClr val="accent1"/>
-        </a:effectRef>
-        <a:fontRef idx="minor">
-          <a:schemeClr val="lt1"/>
-        </a:fontRef>
-      </a:style>
-    </a:spDef>
-    <a:lnDef>
-      <a:spPr/>
-      <a:bodyPr/>
-      <a:lstStyle/>
-      <a:style>
-        <a:lnRef idx="2">
-          <a:schemeClr val="accent1"/>
-        </a:lnRef>
-        <a:fillRef idx="0">
-          <a:schemeClr val="accent1"/>
-        </a:fillRef>
-        <a:effectRef idx="1">
-          <a:schemeClr val="accent1"/>
-        </a:effectRef>
-        <a:fontRef idx="minor">
-          <a:schemeClr val="tx1"/>
-        </a:fontRef>
-      </a:style>
-    </a:lnDef>
-  </a:objectDefaults>
+  <a:objectDefaults/>
   <a:extraClrSchemeLst/>
+  <a:extLst>
+    <a:ext uri="{05A4C25C-085E-4340-85A3-A5531E510DB2}">
+      <thm15:themeFamily xmlns:thm15="http://schemas.microsoft.com/office/thememl/2012/main" name="Office Theme" id="{2E142A2C-CD16-42D6-873A-C26D2A0506FA}" vid="{1BDDFF52-6CD6-40A5-AB3C-68EB2F1E4D0A}"/>
+    </a:ext>
+  </a:extLst>
 </a:theme>
 </file>